--- a/build_targets/Level_50_Veteran/Veteran_Resume.docx
+++ b/build_targets/Level_50_Veteran/Veteran_Resume.docx
@@ -6,8 +6,10 @@
       <w:pPr>
         <w:pStyle w:val="Title"/>
         <w:ind w:left="0"/>
-        <w:rPr>
-          <w:rFonts w:ascii="Aptos" w:hAnsi="Aptos"/>
+        <w:jc w:val="center"/>
+        <w:rPr>
+          <w:rFonts w:ascii="Aptos" w:hAnsi="Aptos"/>
+          <w:color w:val="000080"/>
           <w:sz w:val="36"/>
           <w:szCs w:val="36"/>
         </w:rPr>
@@ -15,10 +17,97 @@
       <w:r>
         <w:rPr>
           <w:rFonts w:ascii="Aptos" w:hAnsi="Aptos"/>
+          <w:color w:val="000080"/>
           <w:sz w:val="36"/>
           <w:szCs w:val="36"/>
         </w:rPr>
         <w:t>[Full Name]</w:t>
+      </w:r>
+    </w:p>
+    <w:p>
+      <w:pPr>
+        <w:pStyle w:val="BodyText"/>
+        <w:pBdr>
+          <w:bottom w:val="single" w:sz="12" w:space="1" w:color="auto"/>
+        </w:pBdr>
+        <w:spacing w:line="278" w:lineRule="auto"/>
+        <w:ind w:left="0" w:right="27" w:firstLine="0"/>
+        <w:jc w:val="center"/>
+        <w:rPr>
+          <w:rFonts w:ascii="Aptos" w:hAnsi="Aptos"/>
+        </w:rPr>
+      </w:pPr>
+      <w:r>
+        <w:rPr>
+          <w:rFonts w:ascii="Aptos" w:hAnsi="Aptos"/>
+        </w:rPr>
+        <w:t>Regina,</w:t>
+      </w:r>
+      <w:r>
+        <w:rPr>
+          <w:rFonts w:ascii="Aptos" w:hAnsi="Aptos"/>
+          <w:spacing w:val="-3"/>
+        </w:rPr>
+        <w:t xml:space="preserve"> </w:t>
+      </w:r>
+      <w:r>
+        <w:rPr>
+          <w:rFonts w:ascii="Aptos" w:hAnsi="Aptos"/>
+        </w:rPr>
+        <w:t>S</w:t>
+      </w:r>
+      <w:r>
+        <w:rPr>
+          <w:rFonts w:ascii="Aptos" w:hAnsi="Aptos"/>
+        </w:rPr>
+        <w:t>K</w:t>
+      </w:r>
+      <w:r>
+        <w:rPr>
+          <w:rFonts w:ascii="Aptos" w:hAnsi="Aptos"/>
+          <w:spacing w:val="-3"/>
+        </w:rPr>
+        <w:t xml:space="preserve"> </w:t>
+      </w:r>
+      <w:r>
+        <w:rPr>
+          <w:rFonts w:ascii="Aptos" w:hAnsi="Aptos"/>
+        </w:rPr>
+        <w:t>|</w:t>
+      </w:r>
+      <w:r>
+        <w:rPr>
+          <w:rFonts w:ascii="Aptos" w:hAnsi="Aptos"/>
+          <w:spacing w:val="-3"/>
+        </w:rPr>
+        <w:t xml:space="preserve"> </w:t>
+      </w:r>
+      <w:r>
+        <w:rPr>
+          <w:rFonts w:ascii="Aptos" w:hAnsi="Aptos"/>
+          <w:spacing w:val="-3"/>
+        </w:rPr>
+        <w:t>[</w:t>
+      </w:r>
+      <w:r>
+        <w:rPr>
+          <w:rFonts w:ascii="Aptos" w:hAnsi="Aptos"/>
+        </w:rPr>
+        <w:t>Email Address] | [</w:t>
+      </w:r>
+      <w:proofErr w:type="spellStart"/>
+      <w:r>
+        <w:rPr>
+          <w:rFonts w:ascii="Aptos" w:hAnsi="Aptos"/>
+        </w:rPr>
+        <w:t>Linkedin</w:t>
+      </w:r>
+      <w:proofErr w:type="spellEnd"/>
+      <w:r>
+        <w:rPr>
+          <w:rFonts w:ascii="Aptos" w:hAnsi="Aptos"/>
+        </w:rPr>
+        <w:t xml:space="preserve"> Profile URL] | [GitHub Profile URL]</w:t>
       </w:r>
     </w:p>
     <w:p>
@@ -30,97 +119,39 @@
           <w:rFonts w:ascii="Aptos" w:hAnsi="Aptos"/>
         </w:rPr>
       </w:pPr>
-      <w:r>
-        <w:rPr>
-          <w:rFonts w:ascii="Aptos" w:hAnsi="Aptos"/>
-        </w:rPr>
-        <w:t>Regina,</w:t>
-      </w:r>
-      <w:r>
-        <w:rPr>
-          <w:rFonts w:ascii="Aptos" w:hAnsi="Aptos"/>
-          <w:spacing w:val="-3"/>
-        </w:rPr>
-        <w:t xml:space="preserve"> </w:t>
-      </w:r>
-      <w:r>
-        <w:rPr>
-          <w:rFonts w:ascii="Aptos" w:hAnsi="Aptos"/>
-        </w:rPr>
-        <w:t>S</w:t>
-      </w:r>
-      <w:r>
-        <w:rPr>
-          <w:rFonts w:ascii="Aptos" w:hAnsi="Aptos"/>
-        </w:rPr>
-        <w:t>K</w:t>
-      </w:r>
-      <w:r>
-        <w:rPr>
-          <w:rFonts w:ascii="Aptos" w:hAnsi="Aptos"/>
-          <w:spacing w:val="-3"/>
-        </w:rPr>
-        <w:t xml:space="preserve"> </w:t>
-      </w:r>
-      <w:r>
-        <w:rPr>
-          <w:rFonts w:ascii="Aptos" w:hAnsi="Aptos"/>
-        </w:rPr>
-        <w:t>|</w:t>
-      </w:r>
-      <w:r>
-        <w:rPr>
-          <w:rFonts w:ascii="Aptos" w:hAnsi="Aptos"/>
-          <w:spacing w:val="-3"/>
-        </w:rPr>
-        <w:t xml:space="preserve"> </w:t>
-      </w:r>
-      <w:r>
-        <w:rPr>
-          <w:rFonts w:ascii="Aptos" w:hAnsi="Aptos"/>
-          <w:spacing w:val="-3"/>
-        </w:rPr>
-        <w:t>[</w:t>
-      </w:r>
-      <w:r>
-        <w:rPr>
-          <w:rFonts w:ascii="Aptos" w:hAnsi="Aptos"/>
-        </w:rPr>
-        <w:t>Email Address] | [Linkedin Profile URL] | [GitHub Profile URL]</w:t>
-      </w:r>
     </w:p>
     <w:p>
       <w:pPr>
         <w:pStyle w:val="BodyText"/>
         <w:spacing w:line="278" w:lineRule="auto"/>
-        <w:ind w:left="0" w:right="1231" w:firstLine="0"/>
-        <w:rPr>
-          <w:rFonts w:ascii="Aptos" w:hAnsi="Aptos"/>
-        </w:rPr>
-      </w:pPr>
+        <w:ind w:left="0" w:right="27" w:firstLine="0"/>
+        <w:jc w:val="center"/>
+        <w:rPr>
+          <w:rFonts w:ascii="Aptos" w:hAnsi="Aptos"/>
+          <w:b/>
+          <w:bCs/>
+          <w:color w:val="000080"/>
+          <w:sz w:val="28"/>
+          <w:szCs w:val="28"/>
+        </w:rPr>
+      </w:pPr>
+      <w:r>
+        <w:rPr>
+          <w:rFonts w:ascii="Aptos" w:hAnsi="Aptos"/>
+          <w:b/>
+          <w:bCs/>
+          <w:color w:val="000080"/>
+          <w:sz w:val="28"/>
+          <w:szCs w:val="28"/>
+        </w:rPr>
+        <w:t>Professional Summary</w:t>
+      </w:r>
     </w:p>
     <w:p>
       <w:pPr>
-        <w:pStyle w:val="BodyText"/>
-        <w:spacing w:line="278" w:lineRule="auto"/>
-        <w:ind w:left="0" w:right="1231" w:firstLine="0"/>
-        <w:rPr>
-          <w:rFonts w:ascii="Aptos" w:hAnsi="Aptos"/>
-          <w:b/>
-          <w:bCs/>
-        </w:rPr>
-      </w:pPr>
-      <w:r>
-        <w:rPr>
-          <w:rFonts w:ascii="Aptos" w:hAnsi="Aptos"/>
-          <w:b/>
-          <w:bCs/>
-        </w:rPr>
-        <w:t>Professional Summary</w:t>
-      </w:r>
-    </w:p>
-    <w:p>
-      <w:pPr>
+        <w:pBdr>
+          <w:bottom w:val="single" w:sz="12" w:space="1" w:color="auto"/>
+        </w:pBdr>
         <w:rPr>
           <w:rFonts w:ascii="Aptos" w:hAnsi="Aptos"/>
           <w:bCs/>
@@ -139,29 +170,240 @@
           <w:sz w:val="24"/>
           <w:szCs w:val="24"/>
         </w:rPr>
-        <w:t>Keep this under 4 lines. Highlight stats (GPA, # of Co-ops) and specific tech interests.</w:t>
+        <w:t>Keep this under 4</w:t>
       </w:r>
       <w:r>
         <w:rPr>
           <w:rFonts w:ascii="Aptos" w:hAnsi="Aptos"/>
           <w:bCs/>
+          <w:i/>
+          <w:iCs/>
           <w:spacing w:val="-2"/>
           <w:sz w:val="24"/>
           <w:szCs w:val="24"/>
         </w:rPr>
+        <w:t>-5</w:t>
+      </w:r>
+      <w:r>
+        <w:rPr>
+          <w:rFonts w:ascii="Aptos" w:hAnsi="Aptos"/>
+          <w:bCs/>
+          <w:i/>
+          <w:iCs/>
+          <w:spacing w:val="-2"/>
+          <w:sz w:val="24"/>
+          <w:szCs w:val="24"/>
+        </w:rPr>
+        <w:t xml:space="preserve"> lines. Highlight stats (</w:t>
+      </w:r>
+      <w:proofErr w:type="gramStart"/>
+      <w:r>
+        <w:rPr>
+          <w:rFonts w:ascii="Aptos" w:hAnsi="Aptos"/>
+          <w:bCs/>
+          <w:i/>
+          <w:iCs/>
+          <w:spacing w:val="-2"/>
+          <w:sz w:val="24"/>
+          <w:szCs w:val="24"/>
+        </w:rPr>
+        <w:t>GPA, #</w:t>
+      </w:r>
+      <w:proofErr w:type="gramEnd"/>
+      <w:r>
+        <w:rPr>
+          <w:rFonts w:ascii="Aptos" w:hAnsi="Aptos"/>
+          <w:bCs/>
+          <w:i/>
+          <w:iCs/>
+          <w:spacing w:val="-2"/>
+          <w:sz w:val="24"/>
+          <w:szCs w:val="24"/>
+        </w:rPr>
+        <w:t xml:space="preserve"> of Co-ops) and specific tech interests.</w:t>
+      </w:r>
+      <w:r>
+        <w:rPr>
+          <w:rFonts w:ascii="Aptos" w:hAnsi="Aptos"/>
+          <w:bCs/>
+          <w:spacing w:val="-2"/>
+          <w:sz w:val="24"/>
+          <w:szCs w:val="24"/>
+        </w:rPr>
         <w:t> Final-year [Major] undergraduate (Graduating [Date]) with [Number] completed co-op terms and GPA &gt; [XX]%. [Mention 1 Major Achievement/Hackathon Win]. Seeking a full-time position in [Role 1, Role 2, or Role 3] starting [Date]. Passionate about building [Specific Type of Software] for [Target Industry].</w:t>
       </w:r>
     </w:p>
     <w:p>
       <w:pPr>
+        <w:jc w:val="center"/>
         <w:rPr>
           <w:rFonts w:ascii="Aptos" w:hAnsi="Aptos"/>
           <w:b/>
-          <w:spacing w:val="-2"/>
+          <w:color w:val="000080"/>
+          <w:spacing w:val="-2"/>
+          <w:sz w:val="28"/>
+          <w:szCs w:val="28"/>
+        </w:rPr>
+      </w:pPr>
+    </w:p>
+    <w:p>
+      <w:pPr>
+        <w:jc w:val="center"/>
+        <w:rPr>
+          <w:rFonts w:ascii="Aptos" w:hAnsi="Aptos"/>
+          <w:b/>
+          <w:color w:val="000080"/>
+          <w:spacing w:val="-2"/>
+          <w:sz w:val="28"/>
+          <w:szCs w:val="28"/>
+        </w:rPr>
+      </w:pPr>
+      <w:r>
+        <w:rPr>
+          <w:rFonts w:ascii="Aptos" w:hAnsi="Aptos"/>
+          <w:b/>
+          <w:color w:val="000080"/>
+          <w:spacing w:val="-2"/>
+          <w:sz w:val="28"/>
+          <w:szCs w:val="28"/>
+        </w:rPr>
+        <w:t>Technical &amp; Professional Skills</w:t>
+      </w:r>
+    </w:p>
+    <w:p>
+      <w:pPr>
+        <w:pStyle w:val="Heading1"/>
+        <w:numPr>
+          <w:ilvl w:val="0"/>
+          <w:numId w:val="19"/>
+        </w:numPr>
+        <w:spacing w:line="240" w:lineRule="auto"/>
+        <w:rPr>
+          <w:rFonts w:ascii="Aptos" w:hAnsi="Aptos"/>
+          <w:b w:val="0"/>
+        </w:rPr>
+      </w:pPr>
+      <w:r>
+        <w:rPr>
+          <w:rFonts w:ascii="Aptos" w:hAnsi="Aptos"/>
+          <w:b w:val="0"/>
+        </w:rPr>
+        <w:t>Languages:</w:t>
+      </w:r>
+      <w:r>
+        <w:rPr>
+          <w:rFonts w:ascii="Aptos" w:hAnsi="Aptos"/>
+          <w:b w:val="0"/>
+        </w:rPr>
+        <w:t xml:space="preserve"> [languages like C++, Python, SQL, </w:t>
+      </w:r>
+      <w:proofErr w:type="spellStart"/>
+      <w:r>
+        <w:rPr>
+          <w:rFonts w:ascii="Aptos" w:hAnsi="Aptos"/>
+          <w:b w:val="0"/>
+        </w:rPr>
+        <w:t>etc</w:t>
+      </w:r>
+      <w:proofErr w:type="spellEnd"/>
+      <w:r>
+        <w:rPr>
+          <w:rFonts w:ascii="Aptos" w:hAnsi="Aptos"/>
+          <w:b w:val="0"/>
+        </w:rPr>
+        <w:t>]</w:t>
+      </w:r>
+    </w:p>
+    <w:p>
+      <w:pPr>
+        <w:pStyle w:val="Heading1"/>
+        <w:numPr>
+          <w:ilvl w:val="0"/>
+          <w:numId w:val="19"/>
+        </w:numPr>
+        <w:spacing w:line="240" w:lineRule="auto"/>
+        <w:rPr>
+          <w:rFonts w:ascii="Aptos" w:hAnsi="Aptos"/>
+          <w:b w:val="0"/>
+        </w:rPr>
+      </w:pPr>
+      <w:r>
+        <w:rPr>
+          <w:rFonts w:ascii="Aptos" w:hAnsi="Aptos"/>
+          <w:b w:val="0"/>
+        </w:rPr>
+        <w:t>Tools: [tools like Git/GitHub, Linux, etc.]</w:t>
+      </w:r>
+    </w:p>
+    <w:p>
+      <w:pPr>
+        <w:pStyle w:val="Heading1"/>
+        <w:numPr>
+          <w:ilvl w:val="0"/>
+          <w:numId w:val="19"/>
+        </w:numPr>
+        <w:spacing w:line="240" w:lineRule="auto"/>
+        <w:rPr>
+          <w:rFonts w:ascii="Aptos" w:hAnsi="Aptos"/>
+          <w:b w:val="0"/>
+        </w:rPr>
+      </w:pPr>
+      <w:r>
+        <w:rPr>
+          <w:rFonts w:ascii="Aptos" w:hAnsi="Aptos"/>
+          <w:b w:val="0"/>
+        </w:rPr>
+        <w:t>Concepts: [concepts like Object Oriented Programming, Relational Databases, etc.]</w:t>
+      </w:r>
+    </w:p>
+    <w:p>
+      <w:pPr>
+        <w:pStyle w:val="Heading1"/>
+        <w:numPr>
+          <w:ilvl w:val="0"/>
+          <w:numId w:val="19"/>
+        </w:numPr>
+        <w:spacing w:line="240" w:lineRule="auto"/>
+        <w:rPr>
+          <w:rFonts w:ascii="Aptos" w:hAnsi="Aptos"/>
+          <w:b w:val="0"/>
+        </w:rPr>
+      </w:pPr>
+      <w:r>
+        <w:rPr>
+          <w:rFonts w:ascii="Aptos" w:hAnsi="Aptos"/>
+          <w:b w:val="0"/>
+        </w:rPr>
+        <w:t>Algorithms: [complex algorithms you know which are relevant to job role]</w:t>
+      </w:r>
+    </w:p>
+    <w:p>
+      <w:pPr>
+        <w:pStyle w:val="ListParagraph"/>
+        <w:numPr>
+          <w:ilvl w:val="0"/>
+          <w:numId w:val="35"/>
+        </w:numPr>
+        <w:pBdr>
+          <w:bottom w:val="single" w:sz="12" w:space="1" w:color="auto"/>
+        </w:pBdr>
+        <w:spacing w:line="240" w:lineRule="auto"/>
+        <w:rPr>
+          <w:rFonts w:ascii="Aptos" w:hAnsi="Aptos"/>
+          <w:b/>
           <w:sz w:val="24"/>
           <w:szCs w:val="24"/>
         </w:rPr>
       </w:pPr>
+      <w:r>
+        <w:rPr>
+          <w:rFonts w:ascii="Aptos" w:hAnsi="Aptos"/>
+          <w:bCs/>
+          <w:sz w:val="24"/>
+          <w:szCs w:val="24"/>
+        </w:rPr>
+        <w:t>[4 to 5 professional skills in one bullet point based on job description and which you can prove]</w:t>
+      </w:r>
     </w:p>
     <w:p>
       <w:pPr>
@@ -173,13 +415,27 @@
           <w:szCs w:val="24"/>
         </w:rPr>
       </w:pPr>
-      <w:r>
+    </w:p>
+    <w:p>
+      <w:pPr>
+        <w:jc w:val="center"/>
         <w:rPr>
           <w:rFonts w:ascii="Aptos" w:hAnsi="Aptos"/>
           <w:b/>
-          <w:spacing w:val="-2"/>
-          <w:sz w:val="24"/>
-          <w:szCs w:val="24"/>
+          <w:color w:val="000080"/>
+          <w:spacing w:val="-2"/>
+          <w:sz w:val="28"/>
+          <w:szCs w:val="28"/>
+        </w:rPr>
+      </w:pPr>
+      <w:r>
+        <w:rPr>
+          <w:rFonts w:ascii="Aptos" w:hAnsi="Aptos"/>
+          <w:b/>
+          <w:color w:val="000080"/>
+          <w:spacing w:val="-2"/>
+          <w:sz w:val="28"/>
+          <w:szCs w:val="28"/>
         </w:rPr>
         <w:t>Education</w:t>
       </w:r>
@@ -283,6 +539,7 @@
           <w:ilvl w:val="0"/>
           <w:numId w:val="20"/>
         </w:numPr>
+        <w:ind w:left="360"/>
         <w:rPr>
           <w:rFonts w:ascii="Aptos" w:hAnsi="Aptos"/>
           <w:bCs/>
@@ -299,17 +556,17 @@
           <w:sz w:val="24"/>
           <w:szCs w:val="24"/>
         </w:rPr>
-        <w:t>Systems</w:t>
-      </w:r>
-      <w:r>
-        <w:rPr>
-          <w:rFonts w:ascii="Aptos" w:hAnsi="Aptos"/>
-          <w:b/>
+        <w:t>Relevant Coursework:</w:t>
+      </w:r>
+      <w:r>
+        <w:rPr>
+          <w:rFonts w:ascii="Aptos" w:hAnsi="Aptos"/>
+          <w:bCs/>
           <w:spacing w:val="-2"/>
           <w:sz w:val="24"/>
           <w:szCs w:val="24"/>
         </w:rPr>
-        <w:t xml:space="preserve"> Coursework:</w:t>
+        <w:t xml:space="preserve"> </w:t>
       </w:r>
       <w:r>
         <w:rPr>
@@ -319,7 +576,7 @@
           <w:sz w:val="24"/>
           <w:szCs w:val="24"/>
         </w:rPr>
-        <w:t xml:space="preserve"> </w:t>
+        <w:t>Object-Oriented Design, Data Structures, Web Programming, Calculus</w:t>
       </w:r>
       <w:r>
         <w:rPr>
@@ -329,27 +586,7 @@
           <w:sz w:val="24"/>
           <w:szCs w:val="24"/>
         </w:rPr>
-        <w:t>Operating Systems, Computer Networks, [Course 3]</w:t>
-      </w:r>
-      <w:r>
-        <w:rPr>
-          <w:rFonts w:ascii="Aptos" w:hAnsi="Aptos"/>
-          <w:bCs/>
-          <w:spacing w:val="-2"/>
-          <w:sz w:val="24"/>
-          <w:szCs w:val="24"/>
-        </w:rPr>
-        <w:t xml:space="preserve"> </w:t>
-      </w:r>
-      <w:r>
-        <w:rPr>
-          <w:rFonts w:ascii="Aptos" w:hAnsi="Aptos"/>
-          <w:bCs/>
-          <w:spacing w:val="-2"/>
-          <w:sz w:val="24"/>
-          <w:szCs w:val="24"/>
-        </w:rPr>
-        <w:t>[tweak according to what the job requires and what you have studied]</w:t>
+        <w:t xml:space="preserve"> [tweak according to what the job requires and what you have studied]</w:t>
       </w:r>
     </w:p>
     <w:p>
@@ -359,6 +596,10 @@
           <w:ilvl w:val="0"/>
           <w:numId w:val="20"/>
         </w:numPr>
+        <w:pBdr>
+          <w:bottom w:val="single" w:sz="12" w:space="1" w:color="auto"/>
+        </w:pBdr>
+        <w:ind w:left="360"/>
         <w:rPr>
           <w:rFonts w:ascii="Aptos" w:hAnsi="Aptos"/>
           <w:bCs/>
@@ -375,17 +616,47 @@
           <w:sz w:val="24"/>
           <w:szCs w:val="24"/>
         </w:rPr>
-        <w:t xml:space="preserve">Theory Coursework: </w:t>
-      </w:r>
-      <w:r>
-        <w:rPr>
-          <w:rFonts w:ascii="Aptos" w:hAnsi="Aptos"/>
-          <w:bCs/>
+        <w:t>A</w:t>
+      </w:r>
+      <w:r>
+        <w:rPr>
+          <w:rFonts w:ascii="Aptos" w:hAnsi="Aptos"/>
+          <w:b/>
           <w:spacing w:val="-2"/>
           <w:sz w:val="24"/>
           <w:szCs w:val="24"/>
         </w:rPr>
-        <w:t>Algorithm Analysis, [Course 2], [Course 3]</w:t>
+        <w:t>cademic Honours</w:t>
+      </w:r>
+      <w:r>
+        <w:rPr>
+          <w:rFonts w:ascii="Aptos" w:hAnsi="Aptos"/>
+          <w:b/>
+          <w:spacing w:val="-2"/>
+          <w:sz w:val="24"/>
+          <w:szCs w:val="24"/>
+        </w:rPr>
+        <w:t>:</w:t>
+      </w:r>
+      <w:r>
+        <w:rPr>
+          <w:rFonts w:ascii="Aptos" w:hAnsi="Aptos"/>
+          <w:bCs/>
+          <w:spacing w:val="-2"/>
+          <w:sz w:val="24"/>
+          <w:szCs w:val="24"/>
+        </w:rPr>
+        <w:t xml:space="preserve"> [Dean’s Honors Certificates (Month Year)], </w:t>
+      </w:r>
+      <w:r>
+        <w:rPr>
+          <w:rFonts w:ascii="Aptos" w:hAnsi="Aptos"/>
+          <w:bCs/>
+          <w:spacing w:val="-2"/>
+          <w:sz w:val="24"/>
+          <w:szCs w:val="24"/>
+        </w:rPr>
+        <w:t>[Scholarship or High School Award if recent]</w:t>
       </w:r>
     </w:p>
     <w:p>
@@ -395,9 +666,13 @@
           <w:ilvl w:val="0"/>
           <w:numId w:val="20"/>
         </w:numPr>
-        <w:rPr>
-          <w:rFonts w:ascii="Aptos" w:hAnsi="Aptos"/>
-          <w:bCs/>
+        <w:pBdr>
+          <w:bottom w:val="single" w:sz="12" w:space="1" w:color="auto"/>
+        </w:pBdr>
+        <w:ind w:left="360"/>
+        <w:rPr>
+          <w:rFonts w:ascii="Aptos" w:hAnsi="Aptos"/>
+          <w:b/>
           <w:spacing w:val="-2"/>
           <w:sz w:val="24"/>
           <w:szCs w:val="24"/>
@@ -411,17 +686,17 @@
           <w:sz w:val="24"/>
           <w:szCs w:val="24"/>
         </w:rPr>
-        <w:t>Awards:</w:t>
-      </w:r>
-      <w:r>
-        <w:rPr>
-          <w:rFonts w:ascii="Aptos" w:hAnsi="Aptos"/>
-          <w:bCs/>
+        <w:t>Activities</w:t>
+      </w:r>
+      <w:r>
+        <w:rPr>
+          <w:rFonts w:ascii="Aptos" w:hAnsi="Aptos"/>
+          <w:b/>
           <w:spacing w:val="-2"/>
           <w:sz w:val="24"/>
           <w:szCs w:val="24"/>
         </w:rPr>
-        <w:t xml:space="preserve"> </w:t>
+        <w:t xml:space="preserve">: </w:t>
       </w:r>
       <w:r>
         <w:rPr>
@@ -431,67 +706,7 @@
           <w:sz w:val="24"/>
           <w:szCs w:val="24"/>
         </w:rPr>
-        <w:t>[</w:t>
-      </w:r>
-      <w:r>
-        <w:rPr>
-          <w:rFonts w:ascii="Aptos" w:hAnsi="Aptos"/>
-          <w:bCs/>
-          <w:spacing w:val="-2"/>
-          <w:sz w:val="24"/>
-          <w:szCs w:val="24"/>
-        </w:rPr>
-        <w:t>Dean’s Honors Certificates (</w:t>
-      </w:r>
-      <w:r>
-        <w:rPr>
-          <w:rFonts w:ascii="Aptos" w:hAnsi="Aptos"/>
-          <w:bCs/>
-          <w:spacing w:val="-2"/>
-          <w:sz w:val="24"/>
-          <w:szCs w:val="24"/>
-        </w:rPr>
-        <w:t>Month Year</w:t>
-      </w:r>
-      <w:r>
-        <w:rPr>
-          <w:rFonts w:ascii="Aptos" w:hAnsi="Aptos"/>
-          <w:bCs/>
-          <w:spacing w:val="-2"/>
-          <w:sz w:val="24"/>
-          <w:szCs w:val="24"/>
-        </w:rPr>
-        <w:t>)</w:t>
-      </w:r>
-      <w:r>
-        <w:rPr>
-          <w:rFonts w:ascii="Aptos" w:hAnsi="Aptos"/>
-          <w:bCs/>
-          <w:spacing w:val="-2"/>
-          <w:sz w:val="24"/>
-          <w:szCs w:val="24"/>
-        </w:rPr>
-        <w:t>]</w:t>
-      </w:r>
-      <w:r>
-        <w:rPr>
-          <w:rFonts w:ascii="Aptos" w:hAnsi="Aptos"/>
-          <w:bCs/>
-          <w:spacing w:val="-2"/>
-          <w:sz w:val="24"/>
-          <w:szCs w:val="24"/>
-        </w:rPr>
-        <w:t xml:space="preserve">, </w:t>
-      </w:r>
-      <w:r>
-        <w:rPr>
-          <w:rFonts w:ascii="Aptos" w:hAnsi="Aptos"/>
-          <w:bCs/>
-          <w:spacing w:val="-2"/>
-          <w:sz w:val="24"/>
-          <w:szCs w:val="24"/>
-        </w:rPr>
-        <w:t>[Scholarship if recent]</w:t>
+        <w:t>[whether you participate in a club/community activity or volunteering at the university]</w:t>
       </w:r>
     </w:p>
     <w:p>
@@ -510,22 +725,29 @@
         <w:pStyle w:val="Heading1"/>
         <w:spacing w:after="240" w:line="240" w:lineRule="auto"/>
         <w:ind w:left="0"/>
-        <w:rPr>
-          <w:rFonts w:ascii="Aptos" w:hAnsi="Aptos"/>
-          <w:spacing w:val="-2"/>
-        </w:rPr>
-      </w:pPr>
-      <w:r>
-        <w:rPr>
-          <w:rFonts w:ascii="Aptos" w:hAnsi="Aptos"/>
-          <w:spacing w:val="-2"/>
+        <w:jc w:val="center"/>
+        <w:rPr>
+          <w:rFonts w:ascii="Aptos" w:hAnsi="Aptos"/>
+          <w:spacing w:val="-2"/>
+        </w:rPr>
+      </w:pPr>
+      <w:r>
+        <w:rPr>
+          <w:rFonts w:ascii="Aptos" w:hAnsi="Aptos"/>
+          <w:color w:val="000080"/>
+          <w:spacing w:val="-2"/>
+          <w:sz w:val="28"/>
+          <w:szCs w:val="28"/>
         </w:rPr>
         <w:t xml:space="preserve">Professional </w:t>
       </w:r>
       <w:r>
         <w:rPr>
           <w:rFonts w:ascii="Aptos" w:hAnsi="Aptos"/>
-          <w:spacing w:val="-2"/>
+          <w:color w:val="000080"/>
+          <w:spacing w:val="-2"/>
+          <w:sz w:val="28"/>
+          <w:szCs w:val="28"/>
         </w:rPr>
         <w:t>Experience</w:t>
       </w:r>
@@ -534,7 +756,14 @@
           <w:rFonts w:ascii="Aptos" w:hAnsi="Aptos"/>
           <w:spacing w:val="-2"/>
         </w:rPr>
-        <w:t xml:space="preserve"> [</w:t>
+        <w:br/>
+      </w:r>
+      <w:r>
+        <w:rPr>
+          <w:rFonts w:ascii="Aptos" w:hAnsi="Aptos"/>
+          <w:spacing w:val="-2"/>
+        </w:rPr>
+        <w:t>[</w:t>
       </w:r>
       <w:r>
         <w:rPr>
@@ -702,7 +931,6 @@
           <w:numId w:val="30"/>
         </w:numPr>
         <w:spacing w:line="240" w:lineRule="auto"/>
-        <w:ind w:left="820"/>
         <w:rPr>
           <w:rFonts w:ascii="Aptos" w:hAnsi="Aptos"/>
           <w:b w:val="0"/>
@@ -727,7 +955,6 @@
           <w:numId w:val="30"/>
         </w:numPr>
         <w:spacing w:line="240" w:lineRule="auto"/>
-        <w:ind w:left="820"/>
         <w:rPr>
           <w:rFonts w:ascii="Aptos" w:hAnsi="Aptos"/>
           <w:b w:val="0"/>
@@ -750,8 +977,10 @@
           <w:ilvl w:val="0"/>
           <w:numId w:val="30"/>
         </w:numPr>
+        <w:pBdr>
+          <w:bottom w:val="single" w:sz="12" w:space="1" w:color="auto"/>
+        </w:pBdr>
         <w:spacing w:line="240" w:lineRule="auto"/>
-        <w:ind w:left="820"/>
         <w:rPr>
           <w:rFonts w:ascii="Aptos" w:hAnsi="Aptos"/>
           <w:b w:val="0"/>
@@ -785,11 +1014,15 @@
         <w:pStyle w:val="BodyText"/>
         <w:spacing w:before="49"/>
         <w:ind w:left="0" w:firstLine="0"/>
+        <w:jc w:val="center"/>
         <w:rPr>
           <w:rFonts w:ascii="Aptos" w:hAnsi="Aptos"/>
           <w:b/>
           <w:bCs/>
-          <w:spacing w:val="-2"/>
+          <w:color w:val="000080"/>
+          <w:spacing w:val="-2"/>
+          <w:sz w:val="28"/>
+          <w:szCs w:val="28"/>
         </w:rPr>
       </w:pPr>
       <w:r>
@@ -797,9 +1030,35 @@
           <w:rFonts w:ascii="Aptos" w:hAnsi="Aptos"/>
           <w:b/>
           <w:bCs/>
-          <w:spacing w:val="-2"/>
-        </w:rPr>
-        <w:t>Projects &amp; Research [</w:t>
+          <w:color w:val="000080"/>
+          <w:spacing w:val="-2"/>
+          <w:sz w:val="28"/>
+          <w:szCs w:val="28"/>
+        </w:rPr>
+        <w:t>Projects &amp; Research</w:t>
+      </w:r>
+    </w:p>
+    <w:p>
+      <w:pPr>
+        <w:pStyle w:val="BodyText"/>
+        <w:spacing w:before="49"/>
+        <w:ind w:left="0" w:firstLine="0"/>
+        <w:jc w:val="center"/>
+        <w:rPr>
+          <w:rFonts w:ascii="Aptos" w:hAnsi="Aptos"/>
+          <w:b/>
+          <w:bCs/>
+          <w:spacing w:val="-2"/>
+        </w:rPr>
+      </w:pPr>
+      <w:r>
+        <w:rPr>
+          <w:rFonts w:ascii="Aptos" w:hAnsi="Aptos"/>
+          <w:b/>
+          <w:bCs/>
+          <w:spacing w:val="-2"/>
+        </w:rPr>
+        <w:t>[</w:t>
       </w:r>
       <w:r>
         <w:rPr>
@@ -883,16 +1142,7 @@
           <w:bCs/>
           <w:spacing w:val="-2"/>
         </w:rPr>
-        <w:t>[Project Name]</w:t>
-      </w:r>
-      <w:r>
-        <w:rPr>
-          <w:rFonts w:ascii="Aptos" w:hAnsi="Aptos"/>
-          <w:b/>
-          <w:bCs/>
-          <w:spacing w:val="-2"/>
-        </w:rPr>
-        <w:t xml:space="preserve"> | [Award/Rank]</w:t>
+        <w:t>[Project Name] | [Award/Rank]</w:t>
       </w:r>
       <w:r>
         <w:rPr>
@@ -920,6 +1170,7 @@
           <w:rFonts w:ascii="Aptos" w:hAnsi="Aptos"/>
           <w:spacing w:val="-2"/>
         </w:rPr>
+        <w:lastRenderedPageBreak/>
         <w:t>Built a unified [App Type] designed to interconnect APIs for [Target Users/Orgs</w:t>
       </w:r>
       <w:r>
@@ -1084,6 +1335,9 @@
           <w:ilvl w:val="0"/>
           <w:numId w:val="32"/>
         </w:numPr>
+        <w:pBdr>
+          <w:bottom w:val="single" w:sz="12" w:space="1" w:color="auto"/>
+        </w:pBdr>
         <w:spacing w:before="49"/>
         <w:rPr>
           <w:rFonts w:ascii="Aptos" w:hAnsi="Aptos"/>
@@ -1097,134 +1351,6 @@
         </w:rPr>
         <w:t>Implemented [Advanced Concept] workflows to analyze code context and suggest improvements.</w:t>
       </w:r>
-    </w:p>
-    <w:p>
-      <w:pPr>
-        <w:pStyle w:val="Heading1"/>
-        <w:spacing w:before="240"/>
-        <w:ind w:left="0"/>
-        <w:rPr>
-          <w:rFonts w:ascii="Aptos" w:hAnsi="Aptos"/>
-          <w:spacing w:val="-2"/>
-        </w:rPr>
-      </w:pPr>
-      <w:r>
-        <w:rPr>
-          <w:rFonts w:ascii="Aptos" w:hAnsi="Aptos"/>
-          <w:spacing w:val="-2"/>
-        </w:rPr>
-        <w:t>Technical Skills</w:t>
-      </w:r>
-      <w:r>
-        <w:rPr>
-          <w:rFonts w:ascii="Aptos" w:hAnsi="Aptos"/>
-          <w:spacing w:val="-2"/>
-        </w:rPr>
-        <w:t xml:space="preserve"> [be specific according to job requirement]</w:t>
-      </w:r>
-    </w:p>
-    <w:p>
-      <w:pPr>
-        <w:pStyle w:val="Heading1"/>
-        <w:numPr>
-          <w:ilvl w:val="0"/>
-          <w:numId w:val="19"/>
-        </w:numPr>
-        <w:spacing w:line="240" w:lineRule="auto"/>
-        <w:rPr>
-          <w:rFonts w:ascii="Aptos" w:hAnsi="Aptos"/>
-          <w:b w:val="0"/>
-        </w:rPr>
-      </w:pPr>
-      <w:r>
-        <w:rPr>
-          <w:rFonts w:ascii="Aptos" w:hAnsi="Aptos"/>
-          <w:b w:val="0"/>
-        </w:rPr>
-        <w:t>Languages:</w:t>
-      </w:r>
-      <w:r>
-        <w:rPr>
-          <w:rFonts w:ascii="Aptos" w:hAnsi="Aptos"/>
-          <w:b w:val="0"/>
-        </w:rPr>
-        <w:t xml:space="preserve"> [languages like C++, Python, SQL, etc]</w:t>
-      </w:r>
-    </w:p>
-    <w:p>
-      <w:pPr>
-        <w:pStyle w:val="Heading1"/>
-        <w:numPr>
-          <w:ilvl w:val="0"/>
-          <w:numId w:val="19"/>
-        </w:numPr>
-        <w:spacing w:line="240" w:lineRule="auto"/>
-        <w:rPr>
-          <w:rFonts w:ascii="Aptos" w:hAnsi="Aptos"/>
-          <w:b w:val="0"/>
-        </w:rPr>
-      </w:pPr>
-      <w:r>
-        <w:rPr>
-          <w:rFonts w:ascii="Aptos" w:hAnsi="Aptos"/>
-          <w:b w:val="0"/>
-        </w:rPr>
-        <w:lastRenderedPageBreak/>
-        <w:t>Tools: [tools like Git/GitHub, Linux, etc.]</w:t>
-      </w:r>
-    </w:p>
-    <w:p>
-      <w:pPr>
-        <w:pStyle w:val="Heading1"/>
-        <w:numPr>
-          <w:ilvl w:val="0"/>
-          <w:numId w:val="19"/>
-        </w:numPr>
-        <w:spacing w:line="240" w:lineRule="auto"/>
-        <w:rPr>
-          <w:rFonts w:ascii="Aptos" w:hAnsi="Aptos"/>
-          <w:b w:val="0"/>
-        </w:rPr>
-      </w:pPr>
-      <w:r>
-        <w:rPr>
-          <w:rFonts w:ascii="Aptos" w:hAnsi="Aptos"/>
-          <w:b w:val="0"/>
-        </w:rPr>
-        <w:t>Concepts: [concepts like Object Oriented Programming, Relational Databases, etc.]</w:t>
-      </w:r>
-    </w:p>
-    <w:p>
-      <w:pPr>
-        <w:pStyle w:val="Heading1"/>
-        <w:numPr>
-          <w:ilvl w:val="0"/>
-          <w:numId w:val="19"/>
-        </w:numPr>
-        <w:spacing w:line="240" w:lineRule="auto"/>
-        <w:rPr>
-          <w:rFonts w:ascii="Aptos" w:hAnsi="Aptos"/>
-          <w:b w:val="0"/>
-        </w:rPr>
-      </w:pPr>
-      <w:r>
-        <w:rPr>
-          <w:rFonts w:ascii="Aptos" w:hAnsi="Aptos"/>
-          <w:b w:val="0"/>
-        </w:rPr>
-        <w:t>Algorithms: [complex algorithms you know which are relevant to job role]</w:t>
-      </w:r>
-    </w:p>
-    <w:p>
-      <w:pPr>
-        <w:pStyle w:val="Heading1"/>
-        <w:spacing w:line="240" w:lineRule="auto"/>
-        <w:ind w:left="820"/>
-        <w:rPr>
-          <w:rFonts w:ascii="Aptos" w:hAnsi="Aptos"/>
-          <w:b w:val="0"/>
-        </w:rPr>
-      </w:pPr>
     </w:p>
     <w:p>
       <w:pPr>
@@ -1233,43 +1359,9 @@
         <w:ind w:left="0" w:firstLine="0"/>
         <w:rPr>
           <w:rFonts w:ascii="Aptos" w:hAnsi="Aptos"/>
-          <w:b/>
-          <w:bCs/>
-        </w:rPr>
-      </w:pPr>
-      <w:r>
-        <w:rPr>
-          <w:rFonts w:ascii="Aptos" w:hAnsi="Aptos"/>
-          <w:b/>
-          <w:bCs/>
-        </w:rPr>
-        <w:t>Professional Skills</w:t>
-      </w:r>
-    </w:p>
-    <w:p>
-      <w:pPr>
-        <w:pStyle w:val="ListParagraph"/>
-        <w:numPr>
-          <w:ilvl w:val="0"/>
-          <w:numId w:val="19"/>
-        </w:numPr>
-        <w:spacing w:line="240" w:lineRule="auto"/>
-        <w:rPr>
-          <w:rFonts w:ascii="Aptos" w:hAnsi="Aptos"/>
-          <w:b/>
-          <w:sz w:val="24"/>
-          <w:szCs w:val="24"/>
-        </w:rPr>
-      </w:pPr>
-      <w:r>
-        <w:rPr>
-          <w:rFonts w:ascii="Aptos" w:hAnsi="Aptos"/>
-          <w:bCs/>
-          <w:sz w:val="24"/>
-          <w:szCs w:val="24"/>
-        </w:rPr>
-        <w:t>[4 to 5 professional skills based on job description and which you can prove]</w:t>
-      </w:r>
+          <w:spacing w:val="-2"/>
+        </w:rPr>
+      </w:pPr>
     </w:p>
     <w:sectPr>
       <w:pgSz w:w="12240" w:h="15840"/>
@@ -1858,7 +1950,7 @@
       <w:lvlText w:val=""/>
       <w:lvlJc w:val="left"/>
       <w:pPr>
-        <w:ind w:left="720" w:hanging="360"/>
+        <w:ind w:left="360" w:hanging="360"/>
       </w:pPr>
       <w:rPr>
         <w:rFonts w:ascii="Symbol" w:hAnsi="Symbol" w:hint="default"/>
@@ -1870,7 +1962,7 @@
       <w:lvlText w:val="o"/>
       <w:lvlJc w:val="left"/>
       <w:pPr>
-        <w:ind w:left="1440" w:hanging="360"/>
+        <w:ind w:left="1080" w:hanging="360"/>
       </w:pPr>
       <w:rPr>
         <w:rFonts w:ascii="Courier New" w:hAnsi="Courier New" w:cs="Courier New" w:hint="default"/>
@@ -1882,7 +1974,7 @@
       <w:lvlText w:val=""/>
       <w:lvlJc w:val="left"/>
       <w:pPr>
-        <w:ind w:left="2160" w:hanging="360"/>
+        <w:ind w:left="1800" w:hanging="360"/>
       </w:pPr>
       <w:rPr>
         <w:rFonts w:ascii="Wingdings" w:hAnsi="Wingdings" w:hint="default"/>
@@ -1894,7 +1986,7 @@
       <w:lvlText w:val=""/>
       <w:lvlJc w:val="left"/>
       <w:pPr>
-        <w:ind w:left="2880" w:hanging="360"/>
+        <w:ind w:left="2520" w:hanging="360"/>
       </w:pPr>
       <w:rPr>
         <w:rFonts w:ascii="Symbol" w:hAnsi="Symbol" w:hint="default"/>
@@ -1906,7 +1998,7 @@
       <w:lvlText w:val="o"/>
       <w:lvlJc w:val="left"/>
       <w:pPr>
-        <w:ind w:left="3600" w:hanging="360"/>
+        <w:ind w:left="3240" w:hanging="360"/>
       </w:pPr>
       <w:rPr>
         <w:rFonts w:ascii="Courier New" w:hAnsi="Courier New" w:cs="Courier New" w:hint="default"/>
@@ -1918,7 +2010,7 @@
       <w:lvlText w:val=""/>
       <w:lvlJc w:val="left"/>
       <w:pPr>
-        <w:ind w:left="4320" w:hanging="360"/>
+        <w:ind w:left="3960" w:hanging="360"/>
       </w:pPr>
       <w:rPr>
         <w:rFonts w:ascii="Wingdings" w:hAnsi="Wingdings" w:hint="default"/>
@@ -1930,7 +2022,7 @@
       <w:lvlText w:val=""/>
       <w:lvlJc w:val="left"/>
       <w:pPr>
-        <w:ind w:left="5040" w:hanging="360"/>
+        <w:ind w:left="4680" w:hanging="360"/>
       </w:pPr>
       <w:rPr>
         <w:rFonts w:ascii="Symbol" w:hAnsi="Symbol" w:hint="default"/>
@@ -1942,7 +2034,7 @@
       <w:lvlText w:val="o"/>
       <w:lvlJc w:val="left"/>
       <w:pPr>
-        <w:ind w:left="5760" w:hanging="360"/>
+        <w:ind w:left="5400" w:hanging="360"/>
       </w:pPr>
       <w:rPr>
         <w:rFonts w:ascii="Courier New" w:hAnsi="Courier New" w:cs="Courier New" w:hint="default"/>
@@ -1954,7 +2046,7 @@
       <w:lvlText w:val=""/>
       <w:lvlJc w:val="left"/>
       <w:pPr>
-        <w:ind w:left="6480" w:hanging="360"/>
+        <w:ind w:left="6120" w:hanging="360"/>
       </w:pPr>
       <w:rPr>
         <w:rFonts w:ascii="Wingdings" w:hAnsi="Wingdings" w:hint="default"/>
@@ -2083,6 +2175,119 @@
     </w:lvl>
   </w:abstractNum>
   <w:abstractNum w:abstractNumId="7" w15:restartNumberingAfterBreak="0">
+    <w:nsid w:val="0C9729F8"/>
+    <w:multiLevelType w:val="hybridMultilevel"/>
+    <w:tmpl w:val="81867B9E"/>
+    <w:lvl w:ilvl="0" w:tplc="10090001">
+      <w:start w:val="1"/>
+      <w:numFmt w:val="bullet"/>
+      <w:lvlText w:val=""/>
+      <w:lvlJc w:val="left"/>
+      <w:pPr>
+        <w:ind w:left="360" w:hanging="360"/>
+      </w:pPr>
+      <w:rPr>
+        <w:rFonts w:ascii="Symbol" w:hAnsi="Symbol" w:hint="default"/>
+      </w:rPr>
+    </w:lvl>
+    <w:lvl w:ilvl="1" w:tplc="10090003" w:tentative="1">
+      <w:start w:val="1"/>
+      <w:numFmt w:val="bullet"/>
+      <w:lvlText w:val="o"/>
+      <w:lvlJc w:val="left"/>
+      <w:pPr>
+        <w:ind w:left="1080" w:hanging="360"/>
+      </w:pPr>
+      <w:rPr>
+        <w:rFonts w:ascii="Courier New" w:hAnsi="Courier New" w:cs="Courier New" w:hint="default"/>
+      </w:rPr>
+    </w:lvl>
+    <w:lvl w:ilvl="2" w:tplc="10090005" w:tentative="1">
+      <w:start w:val="1"/>
+      <w:numFmt w:val="bullet"/>
+      <w:lvlText w:val=""/>
+      <w:lvlJc w:val="left"/>
+      <w:pPr>
+        <w:ind w:left="1800" w:hanging="360"/>
+      </w:pPr>
+      <w:rPr>
+        <w:rFonts w:ascii="Wingdings" w:hAnsi="Wingdings" w:hint="default"/>
+      </w:rPr>
+    </w:lvl>
+    <w:lvl w:ilvl="3" w:tplc="10090001" w:tentative="1">
+      <w:start w:val="1"/>
+      <w:numFmt w:val="bullet"/>
+      <w:lvlText w:val=""/>
+      <w:lvlJc w:val="left"/>
+      <w:pPr>
+        <w:ind w:left="2520" w:hanging="360"/>
+      </w:pPr>
+      <w:rPr>
+        <w:rFonts w:ascii="Symbol" w:hAnsi="Symbol" w:hint="default"/>
+      </w:rPr>
+    </w:lvl>
+    <w:lvl w:ilvl="4" w:tplc="10090003" w:tentative="1">
+      <w:start w:val="1"/>
+      <w:numFmt w:val="bullet"/>
+      <w:lvlText w:val="o"/>
+      <w:lvlJc w:val="left"/>
+      <w:pPr>
+        <w:ind w:left="3240" w:hanging="360"/>
+      </w:pPr>
+      <w:rPr>
+        <w:rFonts w:ascii="Courier New" w:hAnsi="Courier New" w:cs="Courier New" w:hint="default"/>
+      </w:rPr>
+    </w:lvl>
+    <w:lvl w:ilvl="5" w:tplc="10090005" w:tentative="1">
+      <w:start w:val="1"/>
+      <w:numFmt w:val="bullet"/>
+      <w:lvlText w:val=""/>
+      <w:lvlJc w:val="left"/>
+      <w:pPr>
+        <w:ind w:left="3960" w:hanging="360"/>
+      </w:pPr>
+      <w:rPr>
+        <w:rFonts w:ascii="Wingdings" w:hAnsi="Wingdings" w:hint="default"/>
+      </w:rPr>
+    </w:lvl>
+    <w:lvl w:ilvl="6" w:tplc="10090001" w:tentative="1">
+      <w:start w:val="1"/>
+      <w:numFmt w:val="bullet"/>
+      <w:lvlText w:val=""/>
+      <w:lvlJc w:val="left"/>
+      <w:pPr>
+        <w:ind w:left="4680" w:hanging="360"/>
+      </w:pPr>
+      <w:rPr>
+        <w:rFonts w:ascii="Symbol" w:hAnsi="Symbol" w:hint="default"/>
+      </w:rPr>
+    </w:lvl>
+    <w:lvl w:ilvl="7" w:tplc="10090003" w:tentative="1">
+      <w:start w:val="1"/>
+      <w:numFmt w:val="bullet"/>
+      <w:lvlText w:val="o"/>
+      <w:lvlJc w:val="left"/>
+      <w:pPr>
+        <w:ind w:left="5400" w:hanging="360"/>
+      </w:pPr>
+      <w:rPr>
+        <w:rFonts w:ascii="Courier New" w:hAnsi="Courier New" w:cs="Courier New" w:hint="default"/>
+      </w:rPr>
+    </w:lvl>
+    <w:lvl w:ilvl="8" w:tplc="10090005" w:tentative="1">
+      <w:start w:val="1"/>
+      <w:numFmt w:val="bullet"/>
+      <w:lvlText w:val=""/>
+      <w:lvlJc w:val="left"/>
+      <w:pPr>
+        <w:ind w:left="6120" w:hanging="360"/>
+      </w:pPr>
+      <w:rPr>
+        <w:rFonts w:ascii="Wingdings" w:hAnsi="Wingdings" w:hint="default"/>
+      </w:rPr>
+    </w:lvl>
+  </w:abstractNum>
+  <w:abstractNum w:abstractNumId="8" w15:restartNumberingAfterBreak="0">
     <w:nsid w:val="0DC6094F"/>
     <w:multiLevelType w:val="hybridMultilevel"/>
     <w:tmpl w:val="98D6BFFC"/>
@@ -2203,7 +2408,7 @@
       </w:rPr>
     </w:lvl>
   </w:abstractNum>
-  <w:abstractNum w:abstractNumId="8" w15:restartNumberingAfterBreak="0">
+  <w:abstractNum w:abstractNumId="9" w15:restartNumberingAfterBreak="0">
     <w:nsid w:val="159A67F1"/>
     <w:multiLevelType w:val="hybridMultilevel"/>
     <w:tmpl w:val="9B8E2598"/>
@@ -2316,7 +2521,7 @@
       </w:rPr>
     </w:lvl>
   </w:abstractNum>
-  <w:abstractNum w:abstractNumId="9" w15:restartNumberingAfterBreak="0">
+  <w:abstractNum w:abstractNumId="10" w15:restartNumberingAfterBreak="0">
     <w:nsid w:val="15FB016E"/>
     <w:multiLevelType w:val="hybridMultilevel"/>
     <w:tmpl w:val="2F1253B0"/>
@@ -2437,7 +2642,7 @@
       </w:rPr>
     </w:lvl>
   </w:abstractNum>
-  <w:abstractNum w:abstractNumId="10" w15:restartNumberingAfterBreak="0">
+  <w:abstractNum w:abstractNumId="11" w15:restartNumberingAfterBreak="0">
     <w:nsid w:val="265F46E2"/>
     <w:multiLevelType w:val="hybridMultilevel"/>
     <w:tmpl w:val="0D54C54A"/>
@@ -2550,7 +2755,7 @@
       </w:rPr>
     </w:lvl>
   </w:abstractNum>
-  <w:abstractNum w:abstractNumId="11" w15:restartNumberingAfterBreak="0">
+  <w:abstractNum w:abstractNumId="12" w15:restartNumberingAfterBreak="0">
     <w:nsid w:val="2A3911DE"/>
     <w:multiLevelType w:val="hybridMultilevel"/>
     <w:tmpl w:val="507AD306"/>
@@ -2663,7 +2868,7 @@
       </w:rPr>
     </w:lvl>
   </w:abstractNum>
-  <w:abstractNum w:abstractNumId="12" w15:restartNumberingAfterBreak="0">
+  <w:abstractNum w:abstractNumId="13" w15:restartNumberingAfterBreak="0">
     <w:nsid w:val="2A6D56EB"/>
     <w:multiLevelType w:val="hybridMultilevel"/>
     <w:tmpl w:val="732CECDE"/>
@@ -2776,7 +2981,7 @@
       </w:rPr>
     </w:lvl>
   </w:abstractNum>
-  <w:abstractNum w:abstractNumId="13" w15:restartNumberingAfterBreak="0">
+  <w:abstractNum w:abstractNumId="14" w15:restartNumberingAfterBreak="0">
     <w:nsid w:val="2CDD4E4A"/>
     <w:multiLevelType w:val="hybridMultilevel"/>
     <w:tmpl w:val="0F0A6E44"/>
@@ -2889,7 +3094,7 @@
       </w:rPr>
     </w:lvl>
   </w:abstractNum>
-  <w:abstractNum w:abstractNumId="14" w15:restartNumberingAfterBreak="0">
+  <w:abstractNum w:abstractNumId="15" w15:restartNumberingAfterBreak="0">
     <w:nsid w:val="3A8006DA"/>
     <w:multiLevelType w:val="hybridMultilevel"/>
     <w:tmpl w:val="552C111A"/>
@@ -3002,7 +3207,7 @@
       </w:rPr>
     </w:lvl>
   </w:abstractNum>
-  <w:abstractNum w:abstractNumId="15" w15:restartNumberingAfterBreak="0">
+  <w:abstractNum w:abstractNumId="16" w15:restartNumberingAfterBreak="0">
     <w:nsid w:val="424D5010"/>
     <w:multiLevelType w:val="hybridMultilevel"/>
     <w:tmpl w:val="DB282A04"/>
@@ -3115,7 +3320,7 @@
       </w:rPr>
     </w:lvl>
   </w:abstractNum>
-  <w:abstractNum w:abstractNumId="16" w15:restartNumberingAfterBreak="0">
+  <w:abstractNum w:abstractNumId="17" w15:restartNumberingAfterBreak="0">
     <w:nsid w:val="44FA795B"/>
     <w:multiLevelType w:val="hybridMultilevel"/>
     <w:tmpl w:val="CCA4243E"/>
@@ -3228,7 +3433,7 @@
       </w:rPr>
     </w:lvl>
   </w:abstractNum>
-  <w:abstractNum w:abstractNumId="17" w15:restartNumberingAfterBreak="0">
+  <w:abstractNum w:abstractNumId="18" w15:restartNumberingAfterBreak="0">
     <w:nsid w:val="45F6212C"/>
     <w:multiLevelType w:val="hybridMultilevel"/>
     <w:tmpl w:val="9560FDF4"/>
@@ -3349,7 +3554,7 @@
       </w:rPr>
     </w:lvl>
   </w:abstractNum>
-  <w:abstractNum w:abstractNumId="18" w15:restartNumberingAfterBreak="0">
+  <w:abstractNum w:abstractNumId="19" w15:restartNumberingAfterBreak="0">
     <w:nsid w:val="461011C7"/>
     <w:multiLevelType w:val="hybridMultilevel"/>
     <w:tmpl w:val="55D8BC34"/>
@@ -3462,7 +3667,7 @@
       </w:rPr>
     </w:lvl>
   </w:abstractNum>
-  <w:abstractNum w:abstractNumId="19" w15:restartNumberingAfterBreak="0">
+  <w:abstractNum w:abstractNumId="20" w15:restartNumberingAfterBreak="0">
     <w:nsid w:val="46BF5935"/>
     <w:multiLevelType w:val="hybridMultilevel"/>
     <w:tmpl w:val="726C3442"/>
@@ -3575,7 +3780,7 @@
       </w:rPr>
     </w:lvl>
   </w:abstractNum>
-  <w:abstractNum w:abstractNumId="20" w15:restartNumberingAfterBreak="0">
+  <w:abstractNum w:abstractNumId="21" w15:restartNumberingAfterBreak="0">
     <w:nsid w:val="4A247ABB"/>
     <w:multiLevelType w:val="hybridMultilevel"/>
     <w:tmpl w:val="78F0F452"/>
@@ -3688,7 +3893,7 @@
       </w:rPr>
     </w:lvl>
   </w:abstractNum>
-  <w:abstractNum w:abstractNumId="21" w15:restartNumberingAfterBreak="0">
+  <w:abstractNum w:abstractNumId="22" w15:restartNumberingAfterBreak="0">
     <w:nsid w:val="4C9831DF"/>
     <w:multiLevelType w:val="hybridMultilevel"/>
     <w:tmpl w:val="C58E8258"/>
@@ -3801,7 +4006,7 @@
       </w:rPr>
     </w:lvl>
   </w:abstractNum>
-  <w:abstractNum w:abstractNumId="22" w15:restartNumberingAfterBreak="0">
+  <w:abstractNum w:abstractNumId="23" w15:restartNumberingAfterBreak="0">
     <w:nsid w:val="4C9A074D"/>
     <w:multiLevelType w:val="hybridMultilevel"/>
     <w:tmpl w:val="6AACD1AC"/>
@@ -3914,7 +4119,7 @@
       </w:rPr>
     </w:lvl>
   </w:abstractNum>
-  <w:abstractNum w:abstractNumId="23" w15:restartNumberingAfterBreak="0">
+  <w:abstractNum w:abstractNumId="24" w15:restartNumberingAfterBreak="0">
     <w:nsid w:val="4D5038BC"/>
     <w:multiLevelType w:val="hybridMultilevel"/>
     <w:tmpl w:val="67743778"/>
@@ -4027,7 +4232,7 @@
       </w:rPr>
     </w:lvl>
   </w:abstractNum>
-  <w:abstractNum w:abstractNumId="24" w15:restartNumberingAfterBreak="0">
+  <w:abstractNum w:abstractNumId="25" w15:restartNumberingAfterBreak="0">
     <w:nsid w:val="4EF25FCC"/>
     <w:multiLevelType w:val="hybridMultilevel"/>
     <w:tmpl w:val="C2387DB0"/>
@@ -4148,7 +4353,7 @@
       </w:rPr>
     </w:lvl>
   </w:abstractNum>
-  <w:abstractNum w:abstractNumId="25" w15:restartNumberingAfterBreak="0">
+  <w:abstractNum w:abstractNumId="26" w15:restartNumberingAfterBreak="0">
     <w:nsid w:val="57CF6EDA"/>
     <w:multiLevelType w:val="hybridMultilevel"/>
     <w:tmpl w:val="D60AEEE0"/>
@@ -4158,7 +4363,7 @@
       <w:lvlText w:val=""/>
       <w:lvlJc w:val="left"/>
       <w:pPr>
-        <w:ind w:left="720" w:hanging="360"/>
+        <w:ind w:left="360" w:hanging="360"/>
       </w:pPr>
       <w:rPr>
         <w:rFonts w:ascii="Symbol" w:hAnsi="Symbol" w:hint="default"/>
@@ -4170,7 +4375,7 @@
       <w:lvlText w:val="o"/>
       <w:lvlJc w:val="left"/>
       <w:pPr>
-        <w:ind w:left="1440" w:hanging="360"/>
+        <w:ind w:left="1080" w:hanging="360"/>
       </w:pPr>
       <w:rPr>
         <w:rFonts w:ascii="Courier New" w:hAnsi="Courier New" w:cs="Courier New" w:hint="default"/>
@@ -4182,7 +4387,7 @@
       <w:lvlText w:val=""/>
       <w:lvlJc w:val="left"/>
       <w:pPr>
-        <w:ind w:left="2160" w:hanging="360"/>
+        <w:ind w:left="1800" w:hanging="360"/>
       </w:pPr>
       <w:rPr>
         <w:rFonts w:ascii="Wingdings" w:hAnsi="Wingdings" w:hint="default"/>
@@ -4194,7 +4399,7 @@
       <w:lvlText w:val=""/>
       <w:lvlJc w:val="left"/>
       <w:pPr>
-        <w:ind w:left="2880" w:hanging="360"/>
+        <w:ind w:left="2520" w:hanging="360"/>
       </w:pPr>
       <w:rPr>
         <w:rFonts w:ascii="Symbol" w:hAnsi="Symbol" w:hint="default"/>
@@ -4206,7 +4411,7 @@
       <w:lvlText w:val="o"/>
       <w:lvlJc w:val="left"/>
       <w:pPr>
-        <w:ind w:left="3600" w:hanging="360"/>
+        <w:ind w:left="3240" w:hanging="360"/>
       </w:pPr>
       <w:rPr>
         <w:rFonts w:ascii="Courier New" w:hAnsi="Courier New" w:cs="Courier New" w:hint="default"/>
@@ -4218,7 +4423,7 @@
       <w:lvlText w:val=""/>
       <w:lvlJc w:val="left"/>
       <w:pPr>
-        <w:ind w:left="4320" w:hanging="360"/>
+        <w:ind w:left="3960" w:hanging="360"/>
       </w:pPr>
       <w:rPr>
         <w:rFonts w:ascii="Wingdings" w:hAnsi="Wingdings" w:hint="default"/>
@@ -4230,7 +4435,7 @@
       <w:lvlText w:val=""/>
       <w:lvlJc w:val="left"/>
       <w:pPr>
-        <w:ind w:left="5040" w:hanging="360"/>
+        <w:ind w:left="4680" w:hanging="360"/>
       </w:pPr>
       <w:rPr>
         <w:rFonts w:ascii="Symbol" w:hAnsi="Symbol" w:hint="default"/>
@@ -4242,7 +4447,7 @@
       <w:lvlText w:val="o"/>
       <w:lvlJc w:val="left"/>
       <w:pPr>
-        <w:ind w:left="5760" w:hanging="360"/>
+        <w:ind w:left="5400" w:hanging="360"/>
       </w:pPr>
       <w:rPr>
         <w:rFonts w:ascii="Courier New" w:hAnsi="Courier New" w:cs="Courier New" w:hint="default"/>
@@ -4254,14 +4459,14 @@
       <w:lvlText w:val=""/>
       <w:lvlJc w:val="left"/>
       <w:pPr>
-        <w:ind w:left="6480" w:hanging="360"/>
+        <w:ind w:left="6120" w:hanging="360"/>
       </w:pPr>
       <w:rPr>
         <w:rFonts w:ascii="Wingdings" w:hAnsi="Wingdings" w:hint="default"/>
       </w:rPr>
     </w:lvl>
   </w:abstractNum>
-  <w:abstractNum w:abstractNumId="26" w15:restartNumberingAfterBreak="0">
+  <w:abstractNum w:abstractNumId="27" w15:restartNumberingAfterBreak="0">
     <w:nsid w:val="651F31BE"/>
     <w:multiLevelType w:val="hybridMultilevel"/>
     <w:tmpl w:val="0B0E5A28"/>
@@ -4374,7 +4579,7 @@
       </w:rPr>
     </w:lvl>
   </w:abstractNum>
-  <w:abstractNum w:abstractNumId="27" w15:restartNumberingAfterBreak="0">
+  <w:abstractNum w:abstractNumId="28" w15:restartNumberingAfterBreak="0">
     <w:nsid w:val="69DA1FA8"/>
     <w:multiLevelType w:val="hybridMultilevel"/>
     <w:tmpl w:val="35AA0BB6"/>
@@ -4487,7 +4692,7 @@
       </w:rPr>
     </w:lvl>
   </w:abstractNum>
-  <w:abstractNum w:abstractNumId="28" w15:restartNumberingAfterBreak="0">
+  <w:abstractNum w:abstractNumId="29" w15:restartNumberingAfterBreak="0">
     <w:nsid w:val="6F4C079F"/>
     <w:multiLevelType w:val="hybridMultilevel"/>
     <w:tmpl w:val="43EAD08E"/>
@@ -4602,7 +4807,7 @@
       </w:rPr>
     </w:lvl>
   </w:abstractNum>
-  <w:abstractNum w:abstractNumId="29" w15:restartNumberingAfterBreak="0">
+  <w:abstractNum w:abstractNumId="30" w15:restartNumberingAfterBreak="0">
     <w:nsid w:val="70A2E700"/>
     <w:multiLevelType w:val="hybridMultilevel"/>
     <w:tmpl w:val="FFFFFFFF"/>
@@ -4653,7 +4858,7 @@
       <w:lvlJc w:val="left"/>
     </w:lvl>
   </w:abstractNum>
-  <w:abstractNum w:abstractNumId="30" w15:restartNumberingAfterBreak="0">
+  <w:abstractNum w:abstractNumId="31" w15:restartNumberingAfterBreak="0">
     <w:nsid w:val="71A934C0"/>
     <w:multiLevelType w:val="hybridMultilevel"/>
     <w:tmpl w:val="D382D302"/>
@@ -4766,7 +4971,7 @@
       </w:rPr>
     </w:lvl>
   </w:abstractNum>
-  <w:abstractNum w:abstractNumId="31" w15:restartNumberingAfterBreak="0">
+  <w:abstractNum w:abstractNumId="32" w15:restartNumberingAfterBreak="0">
     <w:nsid w:val="72CB2EC7"/>
     <w:multiLevelType w:val="hybridMultilevel"/>
     <w:tmpl w:val="9F0059AA"/>
@@ -4879,7 +5084,7 @@
       </w:rPr>
     </w:lvl>
   </w:abstractNum>
-  <w:abstractNum w:abstractNumId="32" w15:restartNumberingAfterBreak="0">
+  <w:abstractNum w:abstractNumId="33" w15:restartNumberingAfterBreak="0">
     <w:nsid w:val="7B316847"/>
     <w:multiLevelType w:val="hybridMultilevel"/>
     <w:tmpl w:val="88465F7E"/>
@@ -4889,7 +5094,7 @@
       <w:lvlText w:val=""/>
       <w:lvlJc w:val="left"/>
       <w:pPr>
-        <w:ind w:left="820" w:hanging="360"/>
+        <w:ind w:left="360" w:hanging="360"/>
       </w:pPr>
       <w:rPr>
         <w:rFonts w:ascii="Symbol" w:hAnsi="Symbol" w:hint="default"/>
@@ -4901,7 +5106,7 @@
       <w:lvlText w:val="o"/>
       <w:lvlJc w:val="left"/>
       <w:pPr>
-        <w:ind w:left="1540" w:hanging="360"/>
+        <w:ind w:left="1080" w:hanging="360"/>
       </w:pPr>
       <w:rPr>
         <w:rFonts w:ascii="Courier New" w:hAnsi="Courier New" w:cs="Courier New" w:hint="default"/>
@@ -4913,7 +5118,7 @@
       <w:lvlText w:val=""/>
       <w:lvlJc w:val="left"/>
       <w:pPr>
-        <w:ind w:left="2260" w:hanging="360"/>
+        <w:ind w:left="1800" w:hanging="360"/>
       </w:pPr>
       <w:rPr>
         <w:rFonts w:ascii="Wingdings" w:hAnsi="Wingdings" w:hint="default"/>
@@ -4925,7 +5130,7 @@
       <w:lvlText w:val=""/>
       <w:lvlJc w:val="left"/>
       <w:pPr>
-        <w:ind w:left="2980" w:hanging="360"/>
+        <w:ind w:left="2520" w:hanging="360"/>
       </w:pPr>
       <w:rPr>
         <w:rFonts w:ascii="Symbol" w:hAnsi="Symbol" w:hint="default"/>
@@ -4937,7 +5142,7 @@
       <w:lvlText w:val="o"/>
       <w:lvlJc w:val="left"/>
       <w:pPr>
-        <w:ind w:left="3700" w:hanging="360"/>
+        <w:ind w:left="3240" w:hanging="360"/>
       </w:pPr>
       <w:rPr>
         <w:rFonts w:ascii="Courier New" w:hAnsi="Courier New" w:cs="Courier New" w:hint="default"/>
@@ -4949,7 +5154,7 @@
       <w:lvlText w:val=""/>
       <w:lvlJc w:val="left"/>
       <w:pPr>
-        <w:ind w:left="4420" w:hanging="360"/>
+        <w:ind w:left="3960" w:hanging="360"/>
       </w:pPr>
       <w:rPr>
         <w:rFonts w:ascii="Wingdings" w:hAnsi="Wingdings" w:hint="default"/>
@@ -4961,7 +5166,7 @@
       <w:lvlText w:val=""/>
       <w:lvlJc w:val="left"/>
       <w:pPr>
-        <w:ind w:left="5140" w:hanging="360"/>
+        <w:ind w:left="4680" w:hanging="360"/>
       </w:pPr>
       <w:rPr>
         <w:rFonts w:ascii="Symbol" w:hAnsi="Symbol" w:hint="default"/>
@@ -4973,7 +5178,7 @@
       <w:lvlText w:val="o"/>
       <w:lvlJc w:val="left"/>
       <w:pPr>
-        <w:ind w:left="5860" w:hanging="360"/>
+        <w:ind w:left="5400" w:hanging="360"/>
       </w:pPr>
       <w:rPr>
         <w:rFonts w:ascii="Courier New" w:hAnsi="Courier New" w:cs="Courier New" w:hint="default"/>
@@ -4985,14 +5190,14 @@
       <w:lvlText w:val=""/>
       <w:lvlJc w:val="left"/>
       <w:pPr>
-        <w:ind w:left="6580" w:hanging="360"/>
+        <w:ind w:left="6120" w:hanging="360"/>
       </w:pPr>
       <w:rPr>
         <w:rFonts w:ascii="Wingdings" w:hAnsi="Wingdings" w:hint="default"/>
       </w:rPr>
     </w:lvl>
   </w:abstractNum>
-  <w:abstractNum w:abstractNumId="33" w15:restartNumberingAfterBreak="0">
+  <w:abstractNum w:abstractNumId="34" w15:restartNumberingAfterBreak="0">
     <w:nsid w:val="7C5D3FF8"/>
     <w:multiLevelType w:val="hybridMultilevel"/>
     <w:tmpl w:val="9F2CE612"/>
@@ -5106,106 +5311,109 @@
     </w:lvl>
   </w:abstractNum>
   <w:num w:numId="1" w16cid:durableId="1125540736">
-    <w:abstractNumId w:val="28"/>
+    <w:abstractNumId w:val="29"/>
   </w:num>
   <w:num w:numId="2" w16cid:durableId="872308335">
-    <w:abstractNumId w:val="7"/>
+    <w:abstractNumId w:val="8"/>
   </w:num>
   <w:num w:numId="3" w16cid:durableId="613563522">
     <w:abstractNumId w:val="6"/>
   </w:num>
   <w:num w:numId="4" w16cid:durableId="1376350050">
-    <w:abstractNumId w:val="17"/>
+    <w:abstractNumId w:val="18"/>
   </w:num>
   <w:num w:numId="5" w16cid:durableId="18433394">
-    <w:abstractNumId w:val="24"/>
+    <w:abstractNumId w:val="25"/>
   </w:num>
   <w:num w:numId="6" w16cid:durableId="1121680838">
+    <w:abstractNumId w:val="10"/>
+  </w:num>
+  <w:num w:numId="7" w16cid:durableId="327024783">
     <w:abstractNumId w:val="9"/>
   </w:num>
-  <w:num w:numId="7" w16cid:durableId="327024783">
-    <w:abstractNumId w:val="8"/>
-  </w:num>
   <w:num w:numId="8" w16cid:durableId="1672102430">
-    <w:abstractNumId w:val="11"/>
+    <w:abstractNumId w:val="12"/>
   </w:num>
   <w:num w:numId="9" w16cid:durableId="1070008310">
     <w:abstractNumId w:val="4"/>
   </w:num>
   <w:num w:numId="10" w16cid:durableId="362904504">
-    <w:abstractNumId w:val="29"/>
+    <w:abstractNumId w:val="30"/>
   </w:num>
   <w:num w:numId="11" w16cid:durableId="2097628289">
-    <w:abstractNumId w:val="20"/>
+    <w:abstractNumId w:val="21"/>
   </w:num>
   <w:num w:numId="12" w16cid:durableId="1461610308">
-    <w:abstractNumId w:val="31"/>
+    <w:abstractNumId w:val="32"/>
   </w:num>
   <w:num w:numId="13" w16cid:durableId="1552888699">
-    <w:abstractNumId w:val="16"/>
+    <w:abstractNumId w:val="17"/>
   </w:num>
   <w:num w:numId="14" w16cid:durableId="435175335">
-    <w:abstractNumId w:val="12"/>
+    <w:abstractNumId w:val="13"/>
   </w:num>
   <w:num w:numId="15" w16cid:durableId="486283130">
-    <w:abstractNumId w:val="18"/>
+    <w:abstractNumId w:val="19"/>
   </w:num>
   <w:num w:numId="16" w16cid:durableId="1956869491">
+    <w:abstractNumId w:val="34"/>
+  </w:num>
+  <w:num w:numId="17" w16cid:durableId="900095692">
+    <w:abstractNumId w:val="14"/>
+  </w:num>
+  <w:num w:numId="18" w16cid:durableId="829520591">
+    <w:abstractNumId w:val="15"/>
+  </w:num>
+  <w:num w:numId="19" w16cid:durableId="750347660">
     <w:abstractNumId w:val="33"/>
   </w:num>
-  <w:num w:numId="17" w16cid:durableId="900095692">
-    <w:abstractNumId w:val="13"/>
-  </w:num>
-  <w:num w:numId="18" w16cid:durableId="829520591">
-    <w:abstractNumId w:val="14"/>
-  </w:num>
-  <w:num w:numId="19" w16cid:durableId="750347660">
-    <w:abstractNumId w:val="32"/>
-  </w:num>
   <w:num w:numId="20" w16cid:durableId="790056128">
-    <w:abstractNumId w:val="10"/>
+    <w:abstractNumId w:val="11"/>
   </w:num>
   <w:num w:numId="21" w16cid:durableId="2141993632">
-    <w:abstractNumId w:val="22"/>
+    <w:abstractNumId w:val="23"/>
   </w:num>
   <w:num w:numId="22" w16cid:durableId="566301343">
     <w:abstractNumId w:val="1"/>
   </w:num>
   <w:num w:numId="23" w16cid:durableId="1043283857">
-    <w:abstractNumId w:val="23"/>
+    <w:abstractNumId w:val="24"/>
   </w:num>
   <w:num w:numId="24" w16cid:durableId="92675406">
+    <w:abstractNumId w:val="28"/>
+  </w:num>
+  <w:num w:numId="25" w16cid:durableId="370544329">
     <w:abstractNumId w:val="27"/>
   </w:num>
-  <w:num w:numId="25" w16cid:durableId="370544329">
-    <w:abstractNumId w:val="26"/>
-  </w:num>
   <w:num w:numId="26" w16cid:durableId="1306744365">
-    <w:abstractNumId w:val="19"/>
+    <w:abstractNumId w:val="20"/>
   </w:num>
   <w:num w:numId="27" w16cid:durableId="388958629">
-    <w:abstractNumId w:val="15"/>
+    <w:abstractNumId w:val="16"/>
   </w:num>
   <w:num w:numId="28" w16cid:durableId="1714496597">
     <w:abstractNumId w:val="2"/>
   </w:num>
   <w:num w:numId="29" w16cid:durableId="1545941333">
-    <w:abstractNumId w:val="21"/>
+    <w:abstractNumId w:val="22"/>
   </w:num>
   <w:num w:numId="30" w16cid:durableId="1957715317">
     <w:abstractNumId w:val="5"/>
   </w:num>
   <w:num w:numId="31" w16cid:durableId="1352560963">
-    <w:abstractNumId w:val="30"/>
+    <w:abstractNumId w:val="31"/>
   </w:num>
   <w:num w:numId="32" w16cid:durableId="820344148">
-    <w:abstractNumId w:val="25"/>
+    <w:abstractNumId w:val="26"/>
   </w:num>
   <w:num w:numId="33" w16cid:durableId="1287271023">
     <w:abstractNumId w:val="3"/>
   </w:num>
   <w:num w:numId="34" w16cid:durableId="382412712">
     <w:abstractNumId w:val="0"/>
+  </w:num>
+  <w:num w:numId="35" w16cid:durableId="913666562">
+    <w:abstractNumId w:val="7"/>
   </w:num>
 </w:numbering>
 </file>
@@ -5635,6 +5843,7 @@
   <w:style w:type="character" w:default="1" w:styleId="DefaultParagraphFont">
     <w:name w:val="Default Paragraph Font"/>
     <w:uiPriority w:val="1"/>
+    <w:semiHidden/>
     <w:unhideWhenUsed/>
   </w:style>
   <w:style w:type="table" w:default="1" w:styleId="TableNormal">

--- a/build_targets/Level_50_Veteran/Veteran_Resume.docx
+++ b/build_targets/Level_50_Veteran/Veteran_Resume.docx
@@ -28,7 +28,7 @@
       <w:pPr>
         <w:pStyle w:val="BodyText"/>
         <w:pBdr>
-          <w:bottom w:val="single" w:sz="12" w:space="1" w:color="auto"/>
+          <w:bottom w:val="single" w:sz="4" w:space="1" w:color="auto"/>
         </w:pBdr>
         <w:spacing w:line="278" w:lineRule="auto"/>
         <w:ind w:left="0" w:right="27" w:firstLine="0"/>
@@ -93,21 +93,7 @@
         <w:rPr>
           <w:rFonts w:ascii="Aptos" w:hAnsi="Aptos"/>
         </w:rPr>
-        <w:t>Email Address] | [</w:t>
-      </w:r>
-      <w:proofErr w:type="spellStart"/>
-      <w:r>
-        <w:rPr>
-          <w:rFonts w:ascii="Aptos" w:hAnsi="Aptos"/>
-        </w:rPr>
-        <w:t>Linkedin</w:t>
-      </w:r>
-      <w:proofErr w:type="spellEnd"/>
-      <w:r>
-        <w:rPr>
-          <w:rFonts w:ascii="Aptos" w:hAnsi="Aptos"/>
-        </w:rPr>
-        <w:t xml:space="preserve"> Profile URL] | [GitHub Profile URL]</w:t>
+        <w:t>Email Address] | [Linkedin Profile URL] | [GitHub Profile URL]</w:t>
       </w:r>
     </w:p>
     <w:p>
@@ -149,9 +135,6 @@
     </w:p>
     <w:p>
       <w:pPr>
-        <w:pBdr>
-          <w:bottom w:val="single" w:sz="12" w:space="1" w:color="auto"/>
-        </w:pBdr>
         <w:rPr>
           <w:rFonts w:ascii="Aptos" w:hAnsi="Aptos"/>
           <w:bCs/>
@@ -194,33 +177,7 @@
           <w:sz w:val="24"/>
           <w:szCs w:val="24"/>
         </w:rPr>
-        <w:t xml:space="preserve"> lines. Highlight stats (</w:t>
-      </w:r>
-      <w:proofErr w:type="gramStart"/>
-      <w:r>
-        <w:rPr>
-          <w:rFonts w:ascii="Aptos" w:hAnsi="Aptos"/>
-          <w:bCs/>
-          <w:i/>
-          <w:iCs/>
-          <w:spacing w:val="-2"/>
-          <w:sz w:val="24"/>
-          <w:szCs w:val="24"/>
-        </w:rPr>
-        <w:t>GPA, #</w:t>
-      </w:r>
-      <w:proofErr w:type="gramEnd"/>
-      <w:r>
-        <w:rPr>
-          <w:rFonts w:ascii="Aptos" w:hAnsi="Aptos"/>
-          <w:bCs/>
-          <w:i/>
-          <w:iCs/>
-          <w:spacing w:val="-2"/>
-          <w:sz w:val="24"/>
-          <w:szCs w:val="24"/>
-        </w:rPr>
-        <w:t xml:space="preserve"> of Co-ops) and specific tech interests.</w:t>
+        <w:t xml:space="preserve"> lines. Highlight stats (GPA, # of Co-ops) and specific tech interests.</w:t>
       </w:r>
       <w:r>
         <w:rPr>
@@ -295,23 +252,7 @@
           <w:rFonts w:ascii="Aptos" w:hAnsi="Aptos"/>
           <w:b w:val="0"/>
         </w:rPr>
-        <w:t xml:space="preserve"> [languages like C++, Python, SQL, </w:t>
-      </w:r>
-      <w:proofErr w:type="spellStart"/>
-      <w:r>
-        <w:rPr>
-          <w:rFonts w:ascii="Aptos" w:hAnsi="Aptos"/>
-          <w:b w:val="0"/>
-        </w:rPr>
-        <w:t>etc</w:t>
-      </w:r>
-      <w:proofErr w:type="spellEnd"/>
-      <w:r>
-        <w:rPr>
-          <w:rFonts w:ascii="Aptos" w:hAnsi="Aptos"/>
-          <w:b w:val="0"/>
-        </w:rPr>
-        <w:t>]</w:t>
+        <w:t xml:space="preserve"> [languages like C++, Python, SQL, etc]</w:t>
       </w:r>
     </w:p>
     <w:p>
@@ -384,9 +325,6 @@
           <w:ilvl w:val="0"/>
           <w:numId w:val="35"/>
         </w:numPr>
-        <w:pBdr>
-          <w:bottom w:val="single" w:sz="12" w:space="1" w:color="auto"/>
-        </w:pBdr>
         <w:spacing w:line="240" w:lineRule="auto"/>
         <w:rPr>
           <w:rFonts w:ascii="Aptos" w:hAnsi="Aptos"/>
@@ -596,9 +534,6 @@
           <w:ilvl w:val="0"/>
           <w:numId w:val="20"/>
         </w:numPr>
-        <w:pBdr>
-          <w:bottom w:val="single" w:sz="12" w:space="1" w:color="auto"/>
-        </w:pBdr>
         <w:ind w:left="360"/>
         <w:rPr>
           <w:rFonts w:ascii="Aptos" w:hAnsi="Aptos"/>
@@ -666,9 +601,6 @@
           <w:ilvl w:val="0"/>
           <w:numId w:val="20"/>
         </w:numPr>
-        <w:pBdr>
-          <w:bottom w:val="single" w:sz="12" w:space="1" w:color="auto"/>
-        </w:pBdr>
         <w:ind w:left="360"/>
         <w:rPr>
           <w:rFonts w:ascii="Aptos" w:hAnsi="Aptos"/>
@@ -977,9 +909,6 @@
           <w:ilvl w:val="0"/>
           <w:numId w:val="30"/>
         </w:numPr>
-        <w:pBdr>
-          <w:bottom w:val="single" w:sz="12" w:space="1" w:color="auto"/>
-        </w:pBdr>
         <w:spacing w:line="240" w:lineRule="auto"/>
         <w:rPr>
           <w:rFonts w:ascii="Aptos" w:hAnsi="Aptos"/>
@@ -1170,7 +1099,6 @@
           <w:rFonts w:ascii="Aptos" w:hAnsi="Aptos"/>
           <w:spacing w:val="-2"/>
         </w:rPr>
-        <w:lastRenderedPageBreak/>
         <w:t>Built a unified [App Type] designed to interconnect APIs for [Target Users/Orgs</w:t>
       </w:r>
       <w:r>
@@ -1206,6 +1134,7 @@
           <w:rFonts w:ascii="Aptos" w:hAnsi="Aptos"/>
           <w:spacing w:val="-2"/>
         </w:rPr>
+        <w:lastRenderedPageBreak/>
         <w:t>Designed the [Architecture Name] to streamline [Process] across multiple endpoints.</w:t>
       </w:r>
     </w:p>
@@ -1335,9 +1264,6 @@
           <w:ilvl w:val="0"/>
           <w:numId w:val="32"/>
         </w:numPr>
-        <w:pBdr>
-          <w:bottom w:val="single" w:sz="12" w:space="1" w:color="auto"/>
-        </w:pBdr>
         <w:spacing w:before="49"/>
         <w:rPr>
           <w:rFonts w:ascii="Aptos" w:hAnsi="Aptos"/>
